--- a/pragya/DRISHTI - Proposal.docx
+++ b/pragya/DRISHTI - Proposal.docx
@@ -442,7 +442,7 @@
               <w:rPr>
                 <w:rFonts w:ascii="Times New Roman" w:eastAsia="Times New Roman" w:hAnsi="Times New Roman" w:cs="Times New Roman"/>
               </w:rPr>
-              <w:t xml:space="preserve">Team Member </w:t>
+              <w:t>AI Engineer</w:t>
             </w:r>
           </w:p>
         </w:tc>
@@ -531,6 +531,113 @@
           </w:p>
         </w:tc>
       </w:tr>
+      <w:tr>
+        <w:tc>
+          <w:tcPr>
+            <w:tcW w:w="2100" w:type="dxa"/>
+          </w:tcPr>
+          <w:p>
+            <w:pPr>
+              <w:widowControl w:val="0"/>
+              <w:spacing w:line="240" w:lineRule="auto"/>
+              <w:ind w:left="270"/>
+              <w:rPr>
+                <w:rFonts w:ascii="Times New Roman" w:eastAsia="Times New Roman" w:hAnsi="Times New Roman" w:cs="Times New Roman"/>
+              </w:rPr>
+            </w:pPr>
+            <w:r>
+              <w:rPr>
+                <w:rFonts w:ascii="Times New Roman" w:eastAsia="Times New Roman" w:hAnsi="Times New Roman" w:cs="Times New Roman"/>
+              </w:rPr>
+              <w:t>ML Engineer</w:t>
+            </w:r>
+          </w:p>
+        </w:tc>
+        <w:tc>
+          <w:tcPr>
+            <w:tcW w:w="1640" w:type="dxa"/>
+          </w:tcPr>
+          <w:p>
+            <w:pPr>
+              <w:widowControl w:val="0"/>
+              <w:spacing w:line="240" w:lineRule="auto"/>
+              <w:ind w:left="270"/>
+              <w:rPr>
+                <w:rFonts w:ascii="Times New Roman" w:eastAsia="Times New Roman" w:hAnsi="Times New Roman" w:cs="Times New Roman"/>
+              </w:rPr>
+            </w:pPr>
+            <w:r>
+              <w:rPr>
+                <w:rFonts w:ascii="Times New Roman" w:eastAsia="Times New Roman" w:hAnsi="Times New Roman" w:cs="Times New Roman"/>
+              </w:rPr>
+              <w:t>Vikram</w:t>
+            </w:r>
+          </w:p>
+        </w:tc>
+        <w:tc>
+          <w:tcPr>
+            <w:tcW w:w="1640" w:type="dxa"/>
+          </w:tcPr>
+          <w:p>
+            <w:pPr>
+              <w:widowControl w:val="0"/>
+              <w:spacing w:line="240" w:lineRule="auto"/>
+              <w:ind w:left="270"/>
+              <w:rPr>
+                <w:rFonts w:ascii="Times New Roman" w:eastAsia="Times New Roman" w:hAnsi="Times New Roman" w:cs="Times New Roman"/>
+              </w:rPr>
+            </w:pPr>
+            <w:r>
+              <w:rPr>
+                <w:rFonts w:ascii="Times New Roman" w:eastAsia="Times New Roman" w:hAnsi="Times New Roman" w:cs="Times New Roman"/>
+              </w:rPr>
+              <w:t>Thula</w:t>
+            </w:r>
+          </w:p>
+        </w:tc>
+        <w:tc>
+          <w:tcPr>
+            <w:tcW w:w="1640" w:type="dxa"/>
+          </w:tcPr>
+          <w:p>
+            <w:pPr>
+              <w:widowControl w:val="0"/>
+              <w:spacing w:line="240" w:lineRule="auto"/>
+              <w:ind w:left="270"/>
+              <w:rPr>
+                <w:rFonts w:ascii="Times New Roman" w:eastAsia="Times New Roman" w:hAnsi="Times New Roman" w:cs="Times New Roman"/>
+              </w:rPr>
+            </w:pPr>
+            <w:r>
+              <w:rPr>
+                <w:rFonts w:ascii="Times New Roman" w:eastAsia="Times New Roman" w:hAnsi="Times New Roman" w:cs="Times New Roman"/>
+              </w:rPr>
+              <w:t>vikramthula@microsoft.com</w:t>
+            </w:r>
+          </w:p>
+        </w:tc>
+        <w:tc>
+          <w:tcPr>
+            <w:tcW w:w="2340" w:type="dxa"/>
+          </w:tcPr>
+          <w:p>
+            <w:pPr>
+              <w:widowControl w:val="0"/>
+              <w:spacing w:line="240" w:lineRule="auto"/>
+              <w:ind w:left="270"/>
+              <w:rPr>
+                <w:rFonts w:ascii="Times New Roman" w:eastAsia="Times New Roman" w:hAnsi="Times New Roman" w:cs="Times New Roman"/>
+              </w:rPr>
+            </w:pPr>
+            <w:r>
+              <w:rPr>
+                <w:rFonts w:ascii="Times New Roman" w:eastAsia="Times New Roman" w:hAnsi="Times New Roman" w:cs="Times New Roman"/>
+              </w:rPr>
+              <w:t>Microsoft</w:t>
+            </w:r>
+          </w:p>
+        </w:tc>
+      </w:tr>
     </w:tbl>
     <w:p>
       <w:pPr>
@@ -796,6 +903,7 @@
           <w:sz w:val="18"/>
           <w:szCs w:val="18"/>
         </w:rPr>
+        <w:lastRenderedPageBreak/>
         <w:t xml:space="preserve">**Lead </w:t>
       </w:r>
       <w:r>
@@ -851,7 +959,6 @@
           <w:color w:val="C00000"/>
           <w:highlight w:val="yellow"/>
         </w:rPr>
-        <w:lastRenderedPageBreak/>
         <w:t xml:space="preserve">CHALLENGE AREA: </w:t>
       </w:r>
       <w:r>
@@ -1322,7 +1429,18 @@
           <w:sz w:val="24"/>
           <w:szCs w:val="24"/>
         </w:rPr>
-        <w:t>bottleneck is not the absence of risk factors. It is the absence of trustworthy, Indian-calibrated tools that tell a clinician which individuals are most likely to</w:t>
+        <w:t xml:space="preserve">bottleneck is not the absence of risk factors. It is the absence of </w:t>
+      </w:r>
+      <w:r>
+        <w:rPr>
+          <w:rFonts w:ascii="Times New Roman" w:eastAsia="Times New Roman" w:hAnsi="Times New Roman" w:cs="Times New Roman"/>
+          <w:i/>
+          <w:iCs/>
+          <w:sz w:val="24"/>
+          <w:szCs w:val="24"/>
+        </w:rPr>
+        <w:lastRenderedPageBreak/>
+        <w:t>trustworthy, Indian-calibrated tools that tell a clinician which individuals are most likely to</w:t>
       </w:r>
       <w:r>
         <w:rPr>
@@ -1942,19 +2060,7 @@
           <w:sz w:val="24"/>
           <w:szCs w:val="24"/>
         </w:rPr>
-        <w:t xml:space="preserve">not used for </w:t>
-      </w:r>
-      <w:r>
-        <w:rPr>
-          <w:rFonts w:ascii="Times New Roman" w:eastAsia="Times New Roman" w:hAnsi="Times New Roman" w:cs="Times New Roman"/>
-          <w:i/>
-          <w:iCs/>
-          <w:color w:val="000000"/>
-          <w:sz w:val="24"/>
-          <w:szCs w:val="24"/>
-        </w:rPr>
-        <w:lastRenderedPageBreak/>
-        <w:t>headline metric reporting; final discrimination, calibration, and fairness claims are reported on TLSA and SANSCOG held-out splits.</w:t>
+        <w:t>not used for headline metric reporting; final discrimination, calibration, and fairness claims are reported on TLSA and SANSCOG held-out splits.</w:t>
       </w:r>
     </w:p>
     <w:p>
@@ -2397,7 +2503,18 @@
           <w:sz w:val="24"/>
           <w:szCs w:val="24"/>
         </w:rPr>
-        <w:t>architecture has a documented scale-up path (deeper fusion, additional pretraining cohorts, additional heads for imaging-trajectory forecasting and counterfactual</w:t>
+        <w:t xml:space="preserve">architecture has a documented scale-up path (deeper fusion, additional pretraining cohorts, additional heads for imaging-trajectory forecasting and </w:t>
+      </w:r>
+      <w:r>
+        <w:rPr>
+          <w:rFonts w:ascii="Times New Roman" w:eastAsia="Times New Roman" w:hAnsi="Times New Roman" w:cs="Times New Roman"/>
+          <w:i/>
+          <w:iCs/>
+          <w:sz w:val="24"/>
+          <w:szCs w:val="24"/>
+        </w:rPr>
+        <w:lastRenderedPageBreak/>
+        <w:t>counterfactual</w:t>
       </w:r>
       <w:r>
         <w:rPr>
@@ -2473,7 +2590,6 @@
           <w:sz w:val="24"/>
           <w:szCs w:val="24"/>
         </w:rPr>
-        <w:lastRenderedPageBreak/>
         <w:t>Neuronauts is a two-person team that has deliberately scoped DRISHTI to what we can credibly deliver in the six-month execution window.</w:t>
       </w:r>
     </w:p>
@@ -2607,6 +2723,30 @@
           <w:szCs w:val="24"/>
         </w:rPr>
         <w:t>(neuroCombat plus adversarial training), the validation harness, and subgroup fairness instrumentation.</w:t>
+      </w:r>
+    </w:p>
+    <w:p>
+      <w:pPr>
+        <w:shd w:val="clear" w:color="auto" w:fill="FFFFFF"/>
+        <w:spacing w:before="240" w:after="240"/>
+        <w:jc w:val="both"/>
+        <w:rPr>
+          <w:rFonts w:ascii="Times New Roman" w:eastAsia="Times New Roman" w:hAnsi="Times New Roman" w:cs="Times New Roman"/>
+          <w:i/>
+          <w:iCs/>
+          <w:sz w:val="24"/>
+          <w:szCs w:val="24"/>
+        </w:rPr>
+      </w:pPr>
+      <w:r>
+        <w:rPr>
+          <w:rFonts w:ascii="Times New Roman" w:eastAsia="Times New Roman" w:hAnsi="Times New Roman" w:cs="Times New Roman"/>
+          <w:i/>
+          <w:iCs/>
+          <w:sz w:val="24"/>
+          <w:szCs w:val="24"/>
+        </w:rPr>
+        <w:t>We will seek the review / guide with SMEs post selection.</w:t>
       </w:r>
     </w:p>
     <w:p>
@@ -2637,101 +2777,6 @@
         <w:jc w:val="both"/>
         <w:rPr>
           <w:rFonts w:ascii="Times New Roman" w:eastAsia="Times New Roman" w:hAnsi="Times New Roman" w:cs="Times New Roman"/>
-        </w:rPr>
-      </w:pPr>
-      <w:r>
-        <w:rPr>
-          <w:rFonts w:ascii="Times New Roman" w:eastAsia="Times New Roman" w:hAnsi="Times New Roman" w:cs="Times New Roman"/>
-        </w:rPr>
-        <w:t xml:space="preserve">CV1 Lead </w:t>
-      </w:r>
-      <w:r>
-        <w:rPr>
-          <w:rFonts w:ascii="Times New Roman" w:eastAsia="Times New Roman" w:hAnsi="Times New Roman" w:cs="Times New Roman"/>
-        </w:rPr>
-        <w:t>Participant</w:t>
-      </w:r>
-    </w:p>
-    <w:p>
-      <w:pPr>
-        <w:numPr>
-          <w:ilvl w:val="0"/>
-          <w:numId w:val="2"/>
-        </w:numPr>
-        <w:jc w:val="both"/>
-        <w:rPr>
-          <w:rFonts w:ascii="Times New Roman" w:eastAsia="Times New Roman" w:hAnsi="Times New Roman" w:cs="Times New Roman"/>
-        </w:rPr>
-      </w:pPr>
-      <w:r>
-        <w:rPr>
-          <w:rFonts w:ascii="Times New Roman" w:eastAsia="Times New Roman" w:hAnsi="Times New Roman" w:cs="Times New Roman"/>
-        </w:rPr>
-        <w:t>CV2</w:t>
-      </w:r>
-    </w:p>
-    <w:p>
-      <w:pPr>
-        <w:numPr>
-          <w:ilvl w:val="0"/>
-          <w:numId w:val="2"/>
-        </w:numPr>
-        <w:jc w:val="both"/>
-        <w:rPr>
-          <w:rFonts w:ascii="Times New Roman" w:eastAsia="Times New Roman" w:hAnsi="Times New Roman" w:cs="Times New Roman"/>
-        </w:rPr>
-      </w:pPr>
-      <w:r>
-        <w:rPr>
-          <w:rFonts w:ascii="Times New Roman" w:eastAsia="Times New Roman" w:hAnsi="Times New Roman" w:cs="Times New Roman"/>
-        </w:rPr>
-        <w:t>CV3</w:t>
-      </w:r>
-    </w:p>
-    <w:p>
-      <w:pPr>
-        <w:numPr>
-          <w:ilvl w:val="0"/>
-          <w:numId w:val="2"/>
-        </w:numPr>
-        <w:jc w:val="both"/>
-        <w:rPr>
-          <w:rFonts w:ascii="Times New Roman" w:eastAsia="Times New Roman" w:hAnsi="Times New Roman" w:cs="Times New Roman"/>
-        </w:rPr>
-      </w:pPr>
-      <w:r>
-        <w:rPr>
-          <w:rFonts w:ascii="Times New Roman" w:eastAsia="Times New Roman" w:hAnsi="Times New Roman" w:cs="Times New Roman"/>
-        </w:rPr>
-        <w:t>CV4</w:t>
-      </w:r>
-    </w:p>
-    <w:p>
-      <w:pPr>
-        <w:numPr>
-          <w:ilvl w:val="0"/>
-          <w:numId w:val="2"/>
-        </w:numPr>
-        <w:spacing w:after="160"/>
-        <w:jc w:val="both"/>
-        <w:rPr>
-          <w:rFonts w:ascii="Times New Roman" w:eastAsia="Times New Roman" w:hAnsi="Times New Roman" w:cs="Times New Roman"/>
-        </w:rPr>
-      </w:pPr>
-      <w:r>
-        <w:rPr>
-          <w:rFonts w:ascii="Times New Roman" w:eastAsia="Times New Roman" w:hAnsi="Times New Roman" w:cs="Times New Roman"/>
-        </w:rPr>
-        <w:t>CV5</w:t>
-      </w:r>
-    </w:p>
-    <w:p>
-      <w:pPr>
-        <w:spacing w:after="160"/>
-        <w:ind w:left="360"/>
-        <w:jc w:val="both"/>
-        <w:rPr>
-          <w:rFonts w:ascii="Times New Roman" w:eastAsia="Times New Roman" w:hAnsi="Times New Roman" w:cs="Times New Roman"/>
           <w:sz w:val="20"/>
           <w:szCs w:val="20"/>
         </w:rPr>
@@ -2742,13 +2787,7 @@
           <w:b/>
           <w:bCs/>
         </w:rPr>
-        <w:t>*</w:t>
-      </w:r>
-      <w:r>
-        <w:rPr>
-          <w:rFonts w:ascii="Times New Roman" w:eastAsia="Times New Roman" w:hAnsi="Times New Roman" w:cs="Times New Roman"/>
-        </w:rPr>
-        <w:t xml:space="preserve"> Kindly ensure that CVs are concise (max. 2 pages each) and focused on relevant experience.</w:t>
+        <w:t>Attached</w:t>
       </w:r>
     </w:p>
     <w:sectPr>
